--- a/docs/portfolyo/calisma1.docx
+++ b/docs/portfolyo/calisma1.docx
@@ -26,10 +26,252 @@
         <w:t xml:space="preserve">2026-03-08</w:t>
       </w:r>
     </w:p>
-    <w:bookmarkStart w:id="20" w:name="k-değerinin-hesaplanması"/>
-    <w:p>
-      <w:pPr>
-        <w:pStyle w:val="Heading2"/>
+    <w:bookmarkStart w:id="26" w:name="video-özeti-ve-sorular"/>
+    <w:p>
+      <w:pPr>
+        <w:pStyle w:val="Heading4"/>
+      </w:pPr>
+      <w:r>
+        <w:t xml:space="preserve">Video Özeti ve Sorular</w:t>
+      </w:r>
+    </w:p>
+    <w:bookmarkStart w:id="20" w:name="a-video-özeti"/>
+    <w:p>
+      <w:pPr>
+        <w:pStyle w:val="Heading5"/>
+      </w:pPr>
+      <w:r>
+        <w:t xml:space="preserve">a) Video Özeti</w:t>
+      </w:r>
+    </w:p>
+    <w:p>
+      <w:pPr>
+        <w:pStyle w:val="FirstParagraph"/>
+      </w:pPr>
+      <w:r>
+        <w:t xml:space="preserve">Veri Bilimi ve Endüstri Mühendisliği seminerleri içerikli bu videoda veri bilimi ve optimizasyon uzmanı Baykal Hafızoğlu’nun kariyer yolculuğu ve endüstrideki tecrübeleri ele alınmaktadır. Hafızoğlu, analitik dünyasını Tanımlayıcı (Descriptive), Teşhis Edici (Diagnostic), Tahmin Edici (Predictive) ve Kural Koyucu (Prescriptive) olmak üzere dört temel sütuna ayırmaktadır. Başarılı bir analitik projesinin temelinde, problemin herkesin anlayabileceği netlikte ve hesaplanabilir metriklerle (KPI) tanımlanmasının olduğundan bahsetmektedir. Ayrıca, geliştirilen modellerin yalnızca bilgisayarda kalmayıp son kullanıcıya başarılı bir arayüzle (UI) ulaştırılmasının (deployment) ve karmaşıklıktan ziyade</w:t>
+      </w:r>
+      <w:r>
+        <w:t xml:space="preserve"> </w:t>
+      </w:r>
+      <w:r>
+        <w:t xml:space="preserve">“açıklanabilir”</w:t>
+      </w:r>
+      <w:r>
+        <w:t xml:space="preserve"> </w:t>
+      </w:r>
+      <w:r>
+        <w:t xml:space="preserve">(explainable) sonuçlar sunmanın iş hayatındaki en kritik unsurlar olduğu vurgulamaktadır.</w:t>
+      </w:r>
+    </w:p>
+    <w:bookmarkEnd w:id="20"/>
+    <w:bookmarkStart w:id="25" w:name="X0d721bc05ca6292ae6e40860b96a969e1292c98"/>
+    <w:p>
+      <w:pPr>
+        <w:pStyle w:val="Heading5"/>
+      </w:pPr>
+      <w:r>
+        <w:t xml:space="preserve">b) Videodan Hazırlanan Sorular ve Cevapları</w:t>
+      </w:r>
+    </w:p>
+    <w:bookmarkStart w:id="21" w:name="soru-1"/>
+    <w:p>
+      <w:pPr>
+        <w:pStyle w:val="Heading6"/>
+      </w:pPr>
+      <w:r>
+        <w:t xml:space="preserve">SORU 1)</w:t>
+      </w:r>
+    </w:p>
+    <w:p>
+      <w:pPr>
+        <w:pStyle w:val="FirstParagraph"/>
+      </w:pPr>
+      <w:r>
+        <w:t xml:space="preserve">Baykal Hafızoğlu’na göre analitik dünyası hangi dört ana çerçeveye ayrılmaktadır? Kısaca açıklayınız.</w:t>
+      </w:r>
+    </w:p>
+    <w:bookmarkEnd w:id="21"/>
+    <w:bookmarkStart w:id="22" w:name="cevap"/>
+    <w:p>
+      <w:pPr>
+        <w:pStyle w:val="Heading6"/>
+      </w:pPr>
+      <w:r>
+        <w:t xml:space="preserve">Cevap:</w:t>
+      </w:r>
+    </w:p>
+    <w:p>
+      <w:pPr>
+        <w:pStyle w:val="FirstParagraph"/>
+      </w:pPr>
+      <w:r>
+        <w:t xml:space="preserve">Analitik dünyası şu dört temel kategoriye ayrılır: 1-Tanımlayıcı (Descriptive) Analitik: Eldeki veriyi kullanarak mevcut durumu tanımlayan ve</w:t>
+      </w:r>
+      <w:r>
+        <w:t xml:space="preserve"> </w:t>
+      </w:r>
+      <w:r>
+        <w:t xml:space="preserve">“Ne oldu?”</w:t>
+      </w:r>
+      <w:r>
+        <w:t xml:space="preserve"> </w:t>
+      </w:r>
+      <w:r>
+        <w:t xml:space="preserve">sorusuna cevap veren sistemlerdir.</w:t>
+      </w:r>
+    </w:p>
+    <w:p>
+      <w:pPr>
+        <w:pStyle w:val="BodyText"/>
+      </w:pPr>
+      <w:r>
+        <w:t xml:space="preserve">2-Teşhis Edici (Diagnostic) Analitik: Sorunun neden kaynaklandığını bulmaya çalışan, istatistiksel yöntemlerle durumu teşhis eden türdür.</w:t>
+      </w:r>
+    </w:p>
+    <w:p>
+      <w:pPr>
+        <w:pStyle w:val="BodyText"/>
+      </w:pPr>
+      <w:r>
+        <w:t xml:space="preserve">3-Tahmin Edici (Predictive) Analitik: Mevcut verilere dayanarak gelecekte ne olacağını öngörmeye (tahmin etmeye) çalışan sistemlerdir.</w:t>
+      </w:r>
+    </w:p>
+    <w:p>
+      <w:pPr>
+        <w:pStyle w:val="BodyText"/>
+      </w:pPr>
+      <w:r>
+        <w:t xml:space="preserve">4-Kural Koyucu (Prescriptive) Analitik:</w:t>
+      </w:r>
+      <w:r>
+        <w:t xml:space="preserve"> </w:t>
+      </w:r>
+      <w:r>
+        <w:t xml:space="preserve">“Ne yapılması gerektiğini”</w:t>
+      </w:r>
+      <w:r>
+        <w:t xml:space="preserve"> </w:t>
+      </w:r>
+      <w:r>
+        <w:t xml:space="preserve">belirleyen, optimizasyon modelleriyle aksiyon tavsiyeleri veren yöntemlerdir.</w:t>
+      </w:r>
+    </w:p>
+    <w:bookmarkEnd w:id="22"/>
+    <w:bookmarkStart w:id="23" w:name="soru-2"/>
+    <w:p>
+      <w:pPr>
+        <w:pStyle w:val="Heading6"/>
+      </w:pPr>
+      <w:r>
+        <w:t xml:space="preserve">SORU 2)</w:t>
+      </w:r>
+    </w:p>
+    <w:p>
+      <w:pPr>
+        <w:pStyle w:val="FirstParagraph"/>
+      </w:pPr>
+      <w:r>
+        <w:t xml:space="preserve">Çoktan Seçmeli Soru Soru: Herhangi bir analitik veya yazılım projesine başlarken atılması gereken en önemli ilk adım aşağıdakilerden hangisidir?</w:t>
+      </w:r>
+    </w:p>
+    <w:p>
+      <w:pPr>
+        <w:pStyle w:val="Compact"/>
+        <w:numPr>
+          <w:ilvl w:val="0"/>
+          <w:numId w:val="1001"/>
+        </w:numPr>
+      </w:pPr>
+      <w:r>
+        <w:t xml:space="preserve">Doğrudan Python veya R ile modelin kodlanmasına başlamak.</w:t>
+      </w:r>
+    </w:p>
+    <w:p>
+      <w:pPr>
+        <w:pStyle w:val="Compact"/>
+        <w:numPr>
+          <w:ilvl w:val="0"/>
+          <w:numId w:val="1001"/>
+        </w:numPr>
+      </w:pPr>
+      <w:r>
+        <w:t xml:space="preserve">Problemi net bir şekilde, hesaplanabilir/sayısal kilit performans göstergeleri (KPI) kullanarak tanımlamak.</w:t>
+      </w:r>
+    </w:p>
+    <w:p>
+      <w:pPr>
+        <w:pStyle w:val="Compact"/>
+        <w:numPr>
+          <w:ilvl w:val="0"/>
+          <w:numId w:val="1001"/>
+        </w:numPr>
+      </w:pPr>
+      <w:r>
+        <w:t xml:space="preserve">En pahalı optimizasyon çözücüsünü (solver) satın almak.</w:t>
+      </w:r>
+    </w:p>
+    <w:p>
+      <w:pPr>
+        <w:pStyle w:val="Compact"/>
+        <w:numPr>
+          <w:ilvl w:val="0"/>
+          <w:numId w:val="1001"/>
+        </w:numPr>
+      </w:pPr>
+      <w:r>
+        <w:t xml:space="preserve">Uygulamanın tasarımı için ilk olarak arayüz (UI) renklerini belirlemek.</w:t>
+      </w:r>
+    </w:p>
+    <w:p>
+      <w:pPr>
+        <w:pStyle w:val="Compact"/>
+        <w:numPr>
+          <w:ilvl w:val="0"/>
+          <w:numId w:val="1001"/>
+        </w:numPr>
+      </w:pPr>
+      <w:r>
+        <w:t xml:space="preserve">Projenin</w:t>
+      </w:r>
+      <w:r>
+        <w:t xml:space="preserve"> </w:t>
+      </w:r>
+      <w:r>
+        <w:t xml:space="preserve">“yapay zeka”</w:t>
+      </w:r>
+      <w:r>
+        <w:t xml:space="preserve"> </w:t>
+      </w:r>
+      <w:r>
+        <w:t xml:space="preserve">içerdiğinden emin olmak.</w:t>
+      </w:r>
+    </w:p>
+    <w:bookmarkEnd w:id="23"/>
+    <w:bookmarkStart w:id="24" w:name="cevap-1"/>
+    <w:p>
+      <w:pPr>
+        <w:pStyle w:val="Heading6"/>
+      </w:pPr>
+      <w:r>
+        <w:t xml:space="preserve">Cevap:</w:t>
+      </w:r>
+    </w:p>
+    <w:p>
+      <w:pPr>
+        <w:pStyle w:val="FirstParagraph"/>
+      </w:pPr>
+      <w:r>
+        <w:t xml:space="preserve">B şıkkı.</w:t>
+      </w:r>
+    </w:p>
+    <w:bookmarkEnd w:id="24"/>
+    <w:bookmarkEnd w:id="25"/>
+    <w:bookmarkEnd w:id="26"/>
+    <w:bookmarkStart w:id="27" w:name="k-değerinin-hesaplanması"/>
+    <w:p>
+      <w:pPr>
+        <w:pStyle w:val="Heading4"/>
       </w:pPr>
       <w:r>
         <w:t xml:space="preserve">k Değerinin Hesaplanması</w:t>
@@ -252,11 +494,11 @@
         <w:t xml:space="preserve">[1] "Hesaplanan k degeri: 16"</w:t>
       </w:r>
     </w:p>
-    <w:bookmarkEnd w:id="20"/>
-    <w:bookmarkStart w:id="21" w:name="veri-hazırlık"/>
-    <w:p>
-      <w:pPr>
-        <w:pStyle w:val="Heading2"/>
+    <w:bookmarkEnd w:id="27"/>
+    <w:bookmarkStart w:id="28" w:name="veri-hazırlık"/>
+    <w:p>
+      <w:pPr>
+        <w:pStyle w:val="Heading4"/>
       </w:pPr>
       <w:r>
         <w:t xml:space="preserve">Veri Hazırlık</w:t>
@@ -483,11 +725,11 @@
         <w:t xml:space="preserve">)</w:t>
       </w:r>
     </w:p>
-    <w:bookmarkEnd w:id="21"/>
-    <w:bookmarkStart w:id="22" w:name="veri-işleme"/>
-    <w:p>
-      <w:pPr>
-        <w:pStyle w:val="Heading2"/>
+    <w:bookmarkEnd w:id="28"/>
+    <w:bookmarkStart w:id="29" w:name="veri-işleme"/>
+    <w:p>
+      <w:pPr>
+        <w:pStyle w:val="Heading4"/>
       </w:pPr>
       <w:r>
         <w:t xml:space="preserve">Veri İşleme</w:t>
@@ -957,7 +1199,7 @@
         </w:tc>
       </w:tr>
     </w:tbl>
-    <w:bookmarkEnd w:id="22"/>
+    <w:bookmarkEnd w:id="29"/>
     <w:sectPr>
       <w:footnotePr>
         <w:numRestart w:val="eachSect"/>
@@ -1068,8 +1310,123 @@
       </w:pPr>
     </w:lvl>
   </w:abstractNum>
+  <w:abstractNum w:abstractNumId="99821">
+    <w:nsid w:val="00A99821"/>
+    <w:multiLevelType w:val="multilevel"/>
+    <w:lvl w:ilvl="0">
+      <w:start w:val="1"/>
+      <w:numFmt w:val="upperLetter"/>
+      <w:lvlText w:val="%1)"/>
+      <w:lvlJc w:val="left"/>
+      <w:pPr>
+        <w:ind w:left="720" w:hanging="360"/>
+      </w:pPr>
+    </w:lvl>
+    <w:lvl w:ilvl="1">
+      <w:start w:val="1"/>
+      <w:numFmt w:val="upperLetter"/>
+      <w:lvlText w:val="%2)"/>
+      <w:lvlJc w:val="left"/>
+      <w:pPr>
+        <w:ind w:left="1440" w:hanging="360"/>
+      </w:pPr>
+    </w:lvl>
+    <w:lvl w:ilvl="2">
+      <w:start w:val="1"/>
+      <w:numFmt w:val="upperLetter"/>
+      <w:lvlText w:val="%3)"/>
+      <w:lvlJc w:val="left"/>
+      <w:pPr>
+        <w:ind w:left="2160" w:hanging="360"/>
+      </w:pPr>
+    </w:lvl>
+    <w:lvl w:ilvl="3">
+      <w:start w:val="1"/>
+      <w:numFmt w:val="upperLetter"/>
+      <w:lvlText w:val="%4)"/>
+      <w:lvlJc w:val="left"/>
+      <w:pPr>
+        <w:ind w:left="2880" w:hanging="360"/>
+      </w:pPr>
+    </w:lvl>
+    <w:lvl w:ilvl="4">
+      <w:start w:val="1"/>
+      <w:numFmt w:val="upperLetter"/>
+      <w:lvlText w:val="%5)"/>
+      <w:lvlJc w:val="left"/>
+      <w:pPr>
+        <w:ind w:left="3600" w:hanging="360"/>
+      </w:pPr>
+    </w:lvl>
+    <w:lvl w:ilvl="5">
+      <w:start w:val="1"/>
+      <w:numFmt w:val="upperLetter"/>
+      <w:lvlText w:val="%6)"/>
+      <w:lvlJc w:val="left"/>
+      <w:pPr>
+        <w:ind w:left="4320" w:hanging="360"/>
+      </w:pPr>
+    </w:lvl>
+    <w:lvl w:ilvl="6">
+      <w:start w:val="1"/>
+      <w:numFmt w:val="upperLetter"/>
+      <w:lvlText w:val="%7)"/>
+      <w:lvlJc w:val="left"/>
+      <w:pPr>
+        <w:ind w:left="5040" w:hanging="360"/>
+      </w:pPr>
+    </w:lvl>
+    <w:lvl w:ilvl="7">
+      <w:start w:val="1"/>
+      <w:numFmt w:val="upperLetter"/>
+      <w:lvlText w:val="%8)"/>
+      <w:lvlJc w:val="left"/>
+      <w:pPr>
+        <w:ind w:left="5760" w:hanging="360"/>
+      </w:pPr>
+    </w:lvl>
+    <w:lvl w:ilvl="8">
+      <w:start w:val="1"/>
+      <w:numFmt w:val="upperLetter"/>
+      <w:lvlText w:val="%9)"/>
+      <w:lvlJc w:val="left"/>
+      <w:pPr>
+        <w:ind w:left="6480" w:hanging="360"/>
+      </w:pPr>
+    </w:lvl>
+  </w:abstractNum>
   <w:num w:numId="1000">
     <w:abstractNumId w:val="990"/>
+  </w:num>
+  <w:num w:numId="1001">
+    <w:abstractNumId w:val="99821"/>
+    <w:lvlOverride w:ilvl="0">
+      <w:startOverride w:val="1"/>
+    </w:lvlOverride>
+    <w:lvlOverride w:ilvl="1">
+      <w:startOverride w:val="1"/>
+    </w:lvlOverride>
+    <w:lvlOverride w:ilvl="2">
+      <w:startOverride w:val="1"/>
+    </w:lvlOverride>
+    <w:lvlOverride w:ilvl="3">
+      <w:startOverride w:val="1"/>
+    </w:lvlOverride>
+    <w:lvlOverride w:ilvl="4">
+      <w:startOverride w:val="1"/>
+    </w:lvlOverride>
+    <w:lvlOverride w:ilvl="5">
+      <w:startOverride w:val="1"/>
+    </w:lvlOverride>
+    <w:lvlOverride w:ilvl="6">
+      <w:startOverride w:val="1"/>
+    </w:lvlOverride>
+    <w:lvlOverride w:ilvl="7">
+      <w:startOverride w:val="1"/>
+    </w:lvlOverride>
+    <w:lvlOverride w:ilvl="8">
+      <w:startOverride w:val="1"/>
+    </w:lvlOverride>
   </w:num>
 </w:numbering>
 </file>

--- a/docs/portfolyo/calisma1.docx
+++ b/docs/portfolyo/calisma1.docx
@@ -26,7 +26,7 @@
         <w:t xml:space="preserve">2026-03-08</w:t>
       </w:r>
     </w:p>
-    <w:bookmarkStart w:id="26" w:name="video-özeti-ve-sorular"/>
+    <w:bookmarkStart w:id="15" w:name="video-özeti-ve-sorular"/>
     <w:p>
       <w:pPr>
         <w:pStyle w:val="Heading4"/>
@@ -35,7 +35,7 @@
         <w:t xml:space="preserve">Video Özeti ve Sorular</w:t>
       </w:r>
     </w:p>
-    <w:bookmarkStart w:id="20" w:name="a-video-özeti"/>
+    <w:bookmarkStart w:id="9" w:name="a-video-özeti"/>
     <w:p>
       <w:pPr>
         <w:pStyle w:val="Heading5"/>
@@ -64,8 +64,8 @@
         <w:t xml:space="preserve">(explainable) sonuçlar sunmanın iş hayatındaki en kritik unsurlar olduğu vurgulamaktadır.</w:t>
       </w:r>
     </w:p>
-    <w:bookmarkEnd w:id="20"/>
-    <w:bookmarkStart w:id="25" w:name="X0d721bc05ca6292ae6e40860b96a969e1292c98"/>
+    <w:bookmarkEnd w:id="9"/>
+    <w:bookmarkStart w:id="14" w:name="X0d721bc05ca6292ae6e40860b96a969e1292c98"/>
     <w:p>
       <w:pPr>
         <w:pStyle w:val="Heading5"/>
@@ -74,7 +74,7 @@
         <w:t xml:space="preserve">b) Videodan Hazırlanan Sorular ve Cevapları</w:t>
       </w:r>
     </w:p>
-    <w:bookmarkStart w:id="21" w:name="soru-1"/>
+    <w:bookmarkStart w:id="10" w:name="soru-1"/>
     <w:p>
       <w:pPr>
         <w:pStyle w:val="Heading6"/>
@@ -91,8 +91,8 @@
         <w:t xml:space="preserve">Baykal Hafızoğlu’na göre analitik dünyası hangi dört ana çerçeveye ayrılmaktadır? Kısaca açıklayınız.</w:t>
       </w:r>
     </w:p>
-    <w:bookmarkEnd w:id="21"/>
-    <w:bookmarkStart w:id="22" w:name="cevap"/>
+    <w:bookmarkEnd w:id="10"/>
+    <w:bookmarkStart w:id="11" w:name="cevap"/>
     <w:p>
       <w:pPr>
         <w:pStyle w:val="Heading6"/>
@@ -157,8 +157,8 @@
         <w:t xml:space="preserve">belirleyen, optimizasyon modelleriyle aksiyon tavsiyeleri veren yöntemlerdir.</w:t>
       </w:r>
     </w:p>
-    <w:bookmarkEnd w:id="22"/>
-    <w:bookmarkStart w:id="23" w:name="soru-2"/>
+    <w:bookmarkEnd w:id="11"/>
+    <w:bookmarkStart w:id="12" w:name="soru-2"/>
     <w:p>
       <w:pPr>
         <w:pStyle w:val="Heading6"/>
@@ -247,8 +247,8 @@
         <w:t xml:space="preserve">içerdiğinden emin olmak.</w:t>
       </w:r>
     </w:p>
-    <w:bookmarkEnd w:id="23"/>
-    <w:bookmarkStart w:id="24" w:name="cevap-1"/>
+    <w:bookmarkEnd w:id="12"/>
+    <w:bookmarkStart w:id="13" w:name="cevap-1"/>
     <w:p>
       <w:pPr>
         <w:pStyle w:val="Heading6"/>
@@ -265,10 +265,10 @@
         <w:t xml:space="preserve">B şıkkı.</w:t>
       </w:r>
     </w:p>
-    <w:bookmarkEnd w:id="24"/>
-    <w:bookmarkEnd w:id="25"/>
-    <w:bookmarkEnd w:id="26"/>
-    <w:bookmarkStart w:id="27" w:name="k-değerinin-hesaplanması"/>
+    <w:bookmarkEnd w:id="13"/>
+    <w:bookmarkEnd w:id="14"/>
+    <w:bookmarkEnd w:id="15"/>
+    <w:bookmarkStart w:id="16" w:name="k-değerinin-hesaplanması"/>
     <w:p>
       <w:pPr>
         <w:pStyle w:val="Heading4"/>
@@ -494,8 +494,8 @@
         <w:t xml:space="preserve">[1] "Hesaplanan k degeri: 16"</w:t>
       </w:r>
     </w:p>
-    <w:bookmarkEnd w:id="27"/>
-    <w:bookmarkStart w:id="28" w:name="veri-hazırlık"/>
+    <w:bookmarkEnd w:id="16"/>
+    <w:bookmarkStart w:id="17" w:name="veri-hazırlık"/>
     <w:p>
       <w:pPr>
         <w:pStyle w:val="Heading4"/>
@@ -512,7 +512,127 @@
         <w:rPr>
           <w:rStyle w:val="CommentTok"/>
         </w:rPr>
-        <w:t xml:space="preserve"># Gerekli paketlerin kontrolü ve yüklenmesi</w:t>
+        <w:t xml:space="preserve"># Gerekli paketlerin kontrolü</w:t>
+      </w:r>
+      <w:r>
+        <w:br/>
+      </w:r>
+      <w:r>
+        <w:rPr>
+          <w:rStyle w:val="NormalTok"/>
+        </w:rPr>
+        <w:t xml:space="preserve">gerekli_paketler </w:t>
+      </w:r>
+      <w:r>
+        <w:rPr>
+          <w:rStyle w:val="OtherTok"/>
+        </w:rPr>
+        <w:t xml:space="preserve">&lt;-</w:t>
+      </w:r>
+      <w:r>
+        <w:rPr>
+          <w:rStyle w:val="NormalTok"/>
+        </w:rPr>
+        <w:t xml:space="preserve"> </w:t>
+      </w:r>
+      <w:r>
+        <w:rPr>
+          <w:rStyle w:val="FunctionTok"/>
+        </w:rPr>
+        <w:t xml:space="preserve">c</w:t>
+      </w:r>
+      <w:r>
+        <w:rPr>
+          <w:rStyle w:val="NormalTok"/>
+        </w:rPr>
+        <w:t xml:space="preserve">(</w:t>
+      </w:r>
+      <w:r>
+        <w:rPr>
+          <w:rStyle w:val="StringTok"/>
+        </w:rPr>
+        <w:t xml:space="preserve">"dslabs"</w:t>
+      </w:r>
+      <w:r>
+        <w:rPr>
+          <w:rStyle w:val="NormalTok"/>
+        </w:rPr>
+        <w:t xml:space="preserve">, </w:t>
+      </w:r>
+      <w:r>
+        <w:rPr>
+          <w:rStyle w:val="StringTok"/>
+        </w:rPr>
+        <w:t xml:space="preserve">"dplyr"</w:t>
+      </w:r>
+      <w:r>
+        <w:rPr>
+          <w:rStyle w:val="NormalTok"/>
+        </w:rPr>
+        <w:t xml:space="preserve">)</w:t>
+      </w:r>
+      <w:r>
+        <w:br/>
+      </w:r>
+      <w:r>
+        <w:rPr>
+          <w:rStyle w:val="NormalTok"/>
+        </w:rPr>
+        <w:t xml:space="preserve">eksik_paketler </w:t>
+      </w:r>
+      <w:r>
+        <w:rPr>
+          <w:rStyle w:val="OtherTok"/>
+        </w:rPr>
+        <w:t xml:space="preserve">&lt;-</w:t>
+      </w:r>
+      <w:r>
+        <w:rPr>
+          <w:rStyle w:val="NormalTok"/>
+        </w:rPr>
+        <w:t xml:space="preserve"> gerekli_paketler[</w:t>
+      </w:r>
+      <w:r>
+        <w:rPr>
+          <w:rStyle w:val="SpecialCharTok"/>
+        </w:rPr>
+        <w:t xml:space="preserve">!</w:t>
+      </w:r>
+      <w:r>
+        <w:rPr>
+          <w:rStyle w:val="FunctionTok"/>
+        </w:rPr>
+        <w:t xml:space="preserve">sapply</w:t>
+      </w:r>
+      <w:r>
+        <w:rPr>
+          <w:rStyle w:val="NormalTok"/>
+        </w:rPr>
+        <w:t xml:space="preserve">(gerekli_paketler, requireNamespace, </w:t>
+      </w:r>
+      <w:r>
+        <w:rPr>
+          <w:rStyle w:val="AttributeTok"/>
+        </w:rPr>
+        <w:t xml:space="preserve">quietly =</w:t>
+      </w:r>
+      <w:r>
+        <w:rPr>
+          <w:rStyle w:val="NormalTok"/>
+        </w:rPr>
+        <w:t xml:space="preserve"> </w:t>
+      </w:r>
+      <w:r>
+        <w:rPr>
+          <w:rStyle w:val="ConstantTok"/>
+        </w:rPr>
+        <w:t xml:space="preserve">TRUE</w:t>
+      </w:r>
+      <w:r>
+        <w:rPr>
+          <w:rStyle w:val="NormalTok"/>
+        </w:rPr>
+        <w:t xml:space="preserve">)]</w:t>
       </w:r>
       <w:r>
         <w:br/>
@@ -531,15 +651,54 @@
       </w:r>
       <w:r>
         <w:rPr>
+          <w:rStyle w:val="FunctionTok"/>
+        </w:rPr>
+        <w:t xml:space="preserve">length</w:t>
+      </w:r>
+      <w:r>
+        <w:rPr>
+          <w:rStyle w:val="NormalTok"/>
+        </w:rPr>
+        <w:t xml:space="preserve">(eksik_paketler) </w:t>
+      </w:r>
+      <w:r>
+        <w:rPr>
           <w:rStyle w:val="SpecialCharTok"/>
         </w:rPr>
-        <w:t xml:space="preserve">!</w:t>
+        <w:t xml:space="preserve">&gt;</w:t>
+      </w:r>
+      <w:r>
+        <w:rPr>
+          <w:rStyle w:val="NormalTok"/>
+        </w:rPr>
+        <w:t xml:space="preserve"> </w:t>
+      </w:r>
+      <w:r>
+        <w:rPr>
+          <w:rStyle w:val="DecValTok"/>
+        </w:rPr>
+        <w:t xml:space="preserve">0</w:t>
+      </w:r>
+      <w:r>
+        <w:rPr>
+          <w:rStyle w:val="NormalTok"/>
+        </w:rPr>
+        <w:t xml:space="preserve">) {</w:t>
+      </w:r>
+      <w:r>
+        <w:br/>
+      </w:r>
+      <w:r>
+        <w:rPr>
+          <w:rStyle w:val="NormalTok"/>
+        </w:rPr>
+        <w:t xml:space="preserve">  </w:t>
       </w:r>
       <w:r>
         <w:rPr>
           <w:rStyle w:val="FunctionTok"/>
         </w:rPr>
-        <w:t xml:space="preserve">require</w:t>
+        <w:t xml:space="preserve">stop</w:t>
       </w:r>
       <w:r>
         <w:rPr>
@@ -551,19 +710,112 @@
         <w:rPr>
           <w:rStyle w:val="StringTok"/>
         </w:rPr>
-        <w:t xml:space="preserve">"dslabs"</w:t>
-      </w:r>
-      <w:r>
-        <w:rPr>
-          <w:rStyle w:val="NormalTok"/>
-        </w:rPr>
-        <w:t xml:space="preserve">)) </w:t>
+        <w:t xml:space="preserve">"Lütfen önce şu paketleri kurun: "</w:t>
+      </w:r>
+      <w:r>
+        <w:rPr>
+          <w:rStyle w:val="NormalTok"/>
+        </w:rPr>
+        <w:t xml:space="preserve">, </w:t>
       </w:r>
       <w:r>
         <w:rPr>
           <w:rStyle w:val="FunctionTok"/>
         </w:rPr>
-        <w:t xml:space="preserve">install.packages</w:t>
+        <w:t xml:space="preserve">paste</w:t>
+      </w:r>
+      <w:r>
+        <w:rPr>
+          <w:rStyle w:val="NormalTok"/>
+        </w:rPr>
+        <w:t xml:space="preserve">(eksik_paketler, </w:t>
+      </w:r>
+      <w:r>
+        <w:rPr>
+          <w:rStyle w:val="AttributeTok"/>
+        </w:rPr>
+        <w:t xml:space="preserve">collapse =</w:t>
+      </w:r>
+      <w:r>
+        <w:rPr>
+          <w:rStyle w:val="NormalTok"/>
+        </w:rPr>
+        <w:t xml:space="preserve"> </w:t>
+      </w:r>
+      <w:r>
+        <w:rPr>
+          <w:rStyle w:val="StringTok"/>
+        </w:rPr>
+        <w:t xml:space="preserve">", "</w:t>
+      </w:r>
+      <w:r>
+        <w:rPr>
+          <w:rStyle w:val="NormalTok"/>
+        </w:rPr>
+        <w:t xml:space="preserve">))</w:t>
+      </w:r>
+      <w:r>
+        <w:br/>
+      </w:r>
+      <w:r>
+        <w:rPr>
+          <w:rStyle w:val="NormalTok"/>
+        </w:rPr>
+        <w:t xml:space="preserve">}</w:t>
+      </w:r>
+      <w:r>
+        <w:br/>
+      </w:r>
+      <w:r>
+        <w:br/>
+      </w:r>
+      <w:r>
+        <w:rPr>
+          <w:rStyle w:val="FunctionTok"/>
+        </w:rPr>
+        <w:t xml:space="preserve">library</w:t>
+      </w:r>
+      <w:r>
+        <w:rPr>
+          <w:rStyle w:val="NormalTok"/>
+        </w:rPr>
+        <w:t xml:space="preserve">(dslabs)</w:t>
+      </w:r>
+      <w:r>
+        <w:br/>
+      </w:r>
+      <w:r>
+        <w:rPr>
+          <w:rStyle w:val="FunctionTok"/>
+        </w:rPr>
+        <w:t xml:space="preserve">library</w:t>
+      </w:r>
+      <w:r>
+        <w:rPr>
+          <w:rStyle w:val="NormalTok"/>
+        </w:rPr>
+        <w:t xml:space="preserve">(dplyr)</w:t>
+      </w:r>
+      <w:r>
+        <w:br/>
+      </w:r>
+      <w:r>
+        <w:br/>
+      </w:r>
+      <w:r>
+        <w:rPr>
+          <w:rStyle w:val="CommentTok"/>
+        </w:rPr>
+        <w:t xml:space="preserve"># Veriyi içe aktarma</w:t>
+      </w:r>
+      <w:r>
+        <w:br/>
+      </w:r>
+      <w:r>
+        <w:rPr>
+          <w:rStyle w:val="FunctionTok"/>
+        </w:rPr>
+        <w:t xml:space="preserve">data</w:t>
       </w:r>
       <w:r>
         <w:rPr>
@@ -575,7 +827,7 @@
         <w:rPr>
           <w:rStyle w:val="StringTok"/>
         </w:rPr>
-        <w:t xml:space="preserve">"dslabs"</w:t>
+        <w:t xml:space="preserve">"polls_us_election_2016"</w:t>
       </w:r>
       <w:r>
         <w:rPr>
@@ -583,150 +835,9 @@
         </w:rPr>
         <w:t xml:space="preserve">)</w:t>
       </w:r>
-      <w:r>
-        <w:br/>
-      </w:r>
-      <w:r>
-        <w:rPr>
-          <w:rStyle w:val="ControlFlowTok"/>
-        </w:rPr>
-        <w:t xml:space="preserve">if</w:t>
-      </w:r>
-      <w:r>
-        <w:rPr>
-          <w:rStyle w:val="NormalTok"/>
-        </w:rPr>
-        <w:t xml:space="preserve"> (</w:t>
-      </w:r>
-      <w:r>
-        <w:rPr>
-          <w:rStyle w:val="SpecialCharTok"/>
-        </w:rPr>
-        <w:t xml:space="preserve">!</w:t>
-      </w:r>
-      <w:r>
-        <w:rPr>
-          <w:rStyle w:val="FunctionTok"/>
-        </w:rPr>
-        <w:t xml:space="preserve">require</w:t>
-      </w:r>
-      <w:r>
-        <w:rPr>
-          <w:rStyle w:val="NormalTok"/>
-        </w:rPr>
-        <w:t xml:space="preserve">(</w:t>
-      </w:r>
-      <w:r>
-        <w:rPr>
-          <w:rStyle w:val="StringTok"/>
-        </w:rPr>
-        <w:t xml:space="preserve">"dplyr"</w:t>
-      </w:r>
-      <w:r>
-        <w:rPr>
-          <w:rStyle w:val="NormalTok"/>
-        </w:rPr>
-        <w:t xml:space="preserve">)) </w:t>
-      </w:r>
-      <w:r>
-        <w:rPr>
-          <w:rStyle w:val="FunctionTok"/>
-        </w:rPr>
-        <w:t xml:space="preserve">install.packages</w:t>
-      </w:r>
-      <w:r>
-        <w:rPr>
-          <w:rStyle w:val="NormalTok"/>
-        </w:rPr>
-        <w:t xml:space="preserve">(</w:t>
-      </w:r>
-      <w:r>
-        <w:rPr>
-          <w:rStyle w:val="StringTok"/>
-        </w:rPr>
-        <w:t xml:space="preserve">"dplyr"</w:t>
-      </w:r>
-      <w:r>
-        <w:rPr>
-          <w:rStyle w:val="NormalTok"/>
-        </w:rPr>
-        <w:t xml:space="preserve">)</w:t>
-      </w:r>
-      <w:r>
-        <w:br/>
-      </w:r>
-      <w:r>
-        <w:br/>
-      </w:r>
-      <w:r>
-        <w:rPr>
-          <w:rStyle w:val="FunctionTok"/>
-        </w:rPr>
-        <w:t xml:space="preserve">library</w:t>
-      </w:r>
-      <w:r>
-        <w:rPr>
-          <w:rStyle w:val="NormalTok"/>
-        </w:rPr>
-        <w:t xml:space="preserve">(dslabs)</w:t>
-      </w:r>
-      <w:r>
-        <w:br/>
-      </w:r>
-      <w:r>
-        <w:rPr>
-          <w:rStyle w:val="FunctionTok"/>
-        </w:rPr>
-        <w:t xml:space="preserve">library</w:t>
-      </w:r>
-      <w:r>
-        <w:rPr>
-          <w:rStyle w:val="NormalTok"/>
-        </w:rPr>
-        <w:t xml:space="preserve">(dplyr)</w:t>
-      </w:r>
-      <w:r>
-        <w:br/>
-      </w:r>
-      <w:r>
-        <w:br/>
-      </w:r>
-      <w:r>
-        <w:rPr>
-          <w:rStyle w:val="CommentTok"/>
-        </w:rPr>
-        <w:t xml:space="preserve"># Veriyi içe aktarma</w:t>
-      </w:r>
-      <w:r>
-        <w:br/>
-      </w:r>
-      <w:r>
-        <w:rPr>
-          <w:rStyle w:val="FunctionTok"/>
-        </w:rPr>
-        <w:t xml:space="preserve">data</w:t>
-      </w:r>
-      <w:r>
-        <w:rPr>
-          <w:rStyle w:val="NormalTok"/>
-        </w:rPr>
-        <w:t xml:space="preserve">(</w:t>
-      </w:r>
-      <w:r>
-        <w:rPr>
-          <w:rStyle w:val="StringTok"/>
-        </w:rPr>
-        <w:t xml:space="preserve">"polls_us_election_2016"</w:t>
-      </w:r>
-      <w:r>
-        <w:rPr>
-          <w:rStyle w:val="NormalTok"/>
-        </w:rPr>
-        <w:t xml:space="preserve">)</w:t>
-      </w:r>
-    </w:p>
-    <w:bookmarkEnd w:id="28"/>
-    <w:bookmarkStart w:id="29" w:name="veri-işleme"/>
+    </w:p>
+    <w:bookmarkEnd w:id="17"/>
+    <w:bookmarkStart w:id="18" w:name="veri-işleme"/>
     <w:p>
       <w:pPr>
         <w:pStyle w:val="Heading4"/>
@@ -1199,7 +1310,7 @@
         </w:tc>
       </w:tr>
     </w:tbl>
-    <w:bookmarkEnd w:id="29"/>
+    <w:bookmarkEnd w:id="18"/>
     <w:sectPr>
       <w:footnotePr>
         <w:numRestart w:val="eachSect"/>
@@ -1436,10 +1547,10 @@
   <w:docDefaults>
     <w:rPrDefault>
       <w:rPr>
-        <w:rFonts w:asciiTheme="minorHAnsi" w:cstheme="minorBidi" w:eastAsiaTheme="minorHAnsi" w:hAnsiTheme="minorHAnsi"/>
+        <w:rFonts w:asciiTheme="minorHAnsi" w:cstheme="minorBidi" w:eastAsiaTheme="minorEastAsia" w:hAnsiTheme="minorHAnsi"/>
         <w:sz w:val="24"/>
         <w:szCs w:val="24"/>
-        <w:lang w:bidi="ar-SA" w:eastAsia="en-US" w:val="en-US"/>
+        <w:lang w:bidi="ar-SA" w:eastAsia="zh-CN" w:val="en-US"/>
       </w:rPr>
     </w:rPrDefault>
     <w:pPrDefault>
@@ -1980,13 +2091,6 @@
       </w:tblCellMar>
     </w:tblPr>
     <w:tblStylePr w:type="firstRow">
-      <w:tblPr>
-        <w:jc w:val="left"/>
-        <w:tblInd w:type="dxa" w:w="0"/>
-      </w:tblPr>
-      <w:trPr>
-        <w:jc w:val="left"/>
-      </w:trPr>
       <w:tcPr>
         <w:tcBorders>
           <w:bottom w:val="single"/>
